--- a/ADG/01장/1장_실습문제_추가서술형.docx
+++ b/ADG/01장/1장_실습문제_추가서술형.docx
@@ -42,7 +42,49 @@
           <w:rFonts w:ascii="맑은 고딕" w:hAnsi="맑은 고딕" w:eastAsia="맑은 고딕"/>
           <w:sz w:val="21"/>
         </w:rPr>
-        <w:t>[추가-01] Data Guard 구성에서 Primary와 Standby가 `DB_NAME`·DBID는 같고 `DB_UNIQUE_NAME`·`CONTROLFILE_TYPE`은 다른 이유를 각각 설명하라.</w:t>
+        <w:t xml:space="preserve">[추가-01] Data Guard 구성에서 Primary와 Standby가 </w:t>
+      </w:r>
+      <w:r>
+        <w:rPr>
+          <w:rFonts w:ascii="Consolas" w:hAnsi="Consolas" w:eastAsia="맑은 고딕"/>
+          <w:sz w:val="21"/>
+        </w:rPr>
+        <w:t xml:space="preserve">DB_NAME</w:t>
+      </w:r>
+      <w:r>
+        <w:rPr>
+          <w:rFonts w:ascii="맑은 고딕" w:hAnsi="맑은 고딕" w:eastAsia="맑은 고딕"/>
+          <w:sz w:val="21"/>
+        </w:rPr>
+        <w:t xml:space="preserve">·DBID는 같고 </w:t>
+      </w:r>
+      <w:r>
+        <w:rPr>
+          <w:rFonts w:ascii="Consolas" w:hAnsi="Consolas" w:eastAsia="맑은 고딕"/>
+          <w:sz w:val="21"/>
+        </w:rPr>
+        <w:t xml:space="preserve">DB_UNIQUE_NAME</w:t>
+      </w:r>
+      <w:r>
+        <w:rPr>
+          <w:rFonts w:ascii="맑은 고딕" w:hAnsi="맑은 고딕" w:eastAsia="맑은 고딕"/>
+          <w:sz w:val="21"/>
+        </w:rPr>
+        <w:t xml:space="preserve">·</w:t>
+      </w:r>
+      <w:r>
+        <w:rPr>
+          <w:rFonts w:ascii="Consolas" w:hAnsi="Consolas" w:eastAsia="맑은 고딕"/>
+          <w:sz w:val="21"/>
+        </w:rPr>
+        <w:t xml:space="preserve">CONTROLFILE_TYPE</w:t>
+      </w:r>
+      <w:r>
+        <w:rPr>
+          <w:rFonts w:ascii="맑은 고딕" w:hAnsi="맑은 고딕" w:eastAsia="맑은 고딕"/>
+          <w:sz w:val="21"/>
+        </w:rPr>
+        <w:t xml:space="preserve">은 다른 이유를 각각 설명하라.</w:t>
       </w:r>
     </w:p>
     <w:p>
@@ -231,7 +273,35 @@
           <w:rFonts w:ascii="맑은 고딕" w:hAnsi="맑은 고딕" w:eastAsia="맑은 고딕"/>
           <w:sz w:val="21"/>
         </w:rPr>
-        <w:t>[추가-08] BR 17장의 `DUPLICATE TARGET DATABASE TO &lt;새이름&gt;`과 이 과정 5장의 `DUPLICATE ... FOR STANDBY FROM ACTIVE DATABASE`를 명령·결과물·DBID·이후 상태·초점 다섯 항목으로 비교하라.</w:t>
+        <w:t xml:space="preserve">[추가-08] BR 17장의 </w:t>
+      </w:r>
+      <w:r>
+        <w:rPr>
+          <w:rFonts w:ascii="Consolas" w:hAnsi="Consolas" w:eastAsia="맑은 고딕"/>
+          <w:sz w:val="21"/>
+        </w:rPr>
+        <w:t xml:space="preserve">DUPLICATE TARGET DATABASE TO &lt;새이름&gt;</w:t>
+      </w:r>
+      <w:r>
+        <w:rPr>
+          <w:rFonts w:ascii="맑은 고딕" w:hAnsi="맑은 고딕" w:eastAsia="맑은 고딕"/>
+          <w:sz w:val="21"/>
+        </w:rPr>
+        <w:t xml:space="preserve">과 이 과정 5장의 </w:t>
+      </w:r>
+      <w:r>
+        <w:rPr>
+          <w:rFonts w:ascii="Consolas" w:hAnsi="Consolas" w:eastAsia="맑은 고딕"/>
+          <w:sz w:val="21"/>
+        </w:rPr>
+        <w:t xml:space="preserve">DUPLICATE ... FOR STANDBY FROM ACTIVE DATABASE</w:t>
+      </w:r>
+      <w:r>
+        <w:rPr>
+          <w:rFonts w:ascii="맑은 고딕" w:hAnsi="맑은 고딕" w:eastAsia="맑은 고딕"/>
+          <w:sz w:val="21"/>
+        </w:rPr>
+        <w:t xml:space="preserve">를 명령·결과물·DBID·이후 상태·초점 다섯 항목으로 비교하라.</w:t>
       </w:r>
     </w:p>
     <w:p>
@@ -311,7 +381,21 @@
           <w:rFonts w:ascii="맑은 고딕" w:hAnsi="맑은 고딕" w:eastAsia="맑은 고딕"/>
           <w:sz w:val="21"/>
         </w:rPr>
-        <w:t>[추가-10] Standby에 `CREATE TABLE`을 시도했더니 ORA-16000이 발생했다. 원인을 설명하고, Standby에서 데이터를 변경해야 하는 요구가 실제로 있을 때 택할 수 있는 두 가지 경로를 제시하라.</w:t>
+        <w:t xml:space="preserve">[추가-10] Standby에 </w:t>
+      </w:r>
+      <w:r>
+        <w:rPr>
+          <w:rFonts w:ascii="Consolas" w:hAnsi="Consolas" w:eastAsia="맑은 고딕"/>
+          <w:sz w:val="21"/>
+        </w:rPr>
+        <w:t xml:space="preserve">CREATE TABLE</w:t>
+      </w:r>
+      <w:r>
+        <w:rPr>
+          <w:rFonts w:ascii="맑은 고딕" w:hAnsi="맑은 고딕" w:eastAsia="맑은 고딕"/>
+          <w:sz w:val="21"/>
+        </w:rPr>
+        <w:t xml:space="preserve">을 시도했더니 ORA-16000이 발생했다. 원인을 설명하고, Standby에서 데이터를 변경해야 하는 요구가 실제로 있을 때 택할 수 있는 두 가지 경로를 제시하라.</w:t>
       </w:r>
     </w:p>
     <w:p>
@@ -338,7 +422,35 @@
           <w:rFonts w:ascii="맑은 고딕" w:hAnsi="맑은 고딕" w:eastAsia="맑은 고딕"/>
           <w:sz w:val="21"/>
         </w:rPr>
-        <w:t>[추가-11] `DBA_FEATURE_USAGE_STATISTICS`를 조회했더니 0행이었다. 조건을 빼고 `COUNT(*)`를 해도 0이다. 원인을 진단하는 순서와 조치를 쓰라.</w:t>
+        <w:t xml:space="preserve">[추가-11] </w:t>
+      </w:r>
+      <w:r>
+        <w:rPr>
+          <w:rFonts w:ascii="Consolas" w:hAnsi="Consolas" w:eastAsia="맑은 고딕"/>
+          <w:sz w:val="21"/>
+        </w:rPr>
+        <w:t xml:space="preserve">DBA_FEATURE_USAGE_STATISTICS</w:t>
+      </w:r>
+      <w:r>
+        <w:rPr>
+          <w:rFonts w:ascii="맑은 고딕" w:hAnsi="맑은 고딕" w:eastAsia="맑은 고딕"/>
+          <w:sz w:val="21"/>
+        </w:rPr>
+        <w:t xml:space="preserve">를 조회했더니 0행이었다. 조건을 빼고 </w:t>
+      </w:r>
+      <w:r>
+        <w:rPr>
+          <w:rFonts w:ascii="Consolas" w:hAnsi="Consolas" w:eastAsia="맑은 고딕"/>
+          <w:sz w:val="21"/>
+        </w:rPr>
+        <w:t xml:space="preserve">COUNT(*)</w:t>
+      </w:r>
+      <w:r>
+        <w:rPr>
+          <w:rFonts w:ascii="맑은 고딕" w:hAnsi="맑은 고딕" w:eastAsia="맑은 고딕"/>
+          <w:sz w:val="21"/>
+        </w:rPr>
+        <w:t xml:space="preserve">를 해도 0이다. 원인을 진단하는 순서와 조치를 쓰라.</w:t>
       </w:r>
     </w:p>
     <w:p>
@@ -365,7 +477,35 @@
           <w:rFonts w:ascii="맑은 고딕" w:hAnsi="맑은 고딕" w:eastAsia="맑은 고딕"/>
           <w:sz w:val="21"/>
         </w:rPr>
-        <w:t>[추가-12] `CONVERT TO PHYSICAL STANDBY` 직후 `SHUTDOWN IMMEDIATE`를 실행했더니 ORA-01109가 출력됐다. 이 메시지를 어떻게 판단해야 하며, 그렇게 판단하는 근거는 무엇인가?</w:t>
+        <w:t xml:space="preserve">[추가-12] </w:t>
+      </w:r>
+      <w:r>
+        <w:rPr>
+          <w:rFonts w:ascii="Consolas" w:hAnsi="Consolas" w:eastAsia="맑은 고딕"/>
+          <w:sz w:val="21"/>
+        </w:rPr>
+        <w:t xml:space="preserve">CONVERT TO PHYSICAL STANDBY</w:t>
+      </w:r>
+      <w:r>
+        <w:rPr>
+          <w:rFonts w:ascii="맑은 고딕" w:hAnsi="맑은 고딕" w:eastAsia="맑은 고딕"/>
+          <w:sz w:val="21"/>
+        </w:rPr>
+        <w:t xml:space="preserve"> 직후 </w:t>
+      </w:r>
+      <w:r>
+        <w:rPr>
+          <w:rFonts w:ascii="Consolas" w:hAnsi="Consolas" w:eastAsia="맑은 고딕"/>
+          <w:sz w:val="21"/>
+        </w:rPr>
+        <w:t xml:space="preserve">SHUTDOWN IMMEDIATE</w:t>
+      </w:r>
+      <w:r>
+        <w:rPr>
+          <w:rFonts w:ascii="맑은 고딕" w:hAnsi="맑은 고딕" w:eastAsia="맑은 고딕"/>
+          <w:sz w:val="21"/>
+        </w:rPr>
+        <w:t xml:space="preserve">를 실행했더니 ORA-01109가 출력됐다. 이 메시지를 어떻게 판단해야 하며, 그렇게 판단하는 근거는 무엇인가?</w:t>
       </w:r>
     </w:p>
     <w:p>
@@ -419,7 +559,21 @@
           <w:rFonts w:ascii="맑은 고딕" w:hAnsi="맑은 고딕" w:eastAsia="맑은 고딕"/>
           <w:sz w:val="21"/>
         </w:rPr>
-        <w:t>[추가-14] Primary에서 `ALTER DATABASE RECOVER MANAGED STANDBY DATABASE`를 실행했더니 ORA-01665가 났다. 이 오류가 실습 01에서 확인한 어떤 열과 직결되는지 설명하고, 올바른 조치를 쓰라.</w:t>
+        <w:t xml:space="preserve">[추가-14] Primary에서 </w:t>
+      </w:r>
+      <w:r>
+        <w:rPr>
+          <w:rFonts w:ascii="Consolas" w:hAnsi="Consolas" w:eastAsia="맑은 고딕"/>
+          <w:sz w:val="21"/>
+        </w:rPr>
+        <w:t xml:space="preserve">ALTER DATABASE RECOVER MANAGED STANDBY DATABASE</w:t>
+      </w:r>
+      <w:r>
+        <w:rPr>
+          <w:rFonts w:ascii="맑은 고딕" w:hAnsi="맑은 고딕" w:eastAsia="맑은 고딕"/>
+          <w:sz w:val="21"/>
+        </w:rPr>
+        <w:t xml:space="preserve">를 실행했더니 ORA-01665가 났다. 이 오류가 실습 01에서 확인한 어떤 열과 직결되는지 설명하고, 올바른 조치를 쓰라.</w:t>
       </w:r>
     </w:p>
     <w:p>
@@ -508,7 +662,49 @@
           <w:rFonts w:ascii="맑은 고딕" w:hAnsi="맑은 고딕" w:eastAsia="맑은 고딕"/>
           <w:sz w:val="21"/>
         </w:rPr>
-        <w:t>[추가-17] `V$DATAGUARD_PROCESS`를 양쪽 노드에서 조회해 리두 흐름 경로를 그리는 절차를 쓰라. `ROLE`과 `CLIENT_ROLE` 열을 어떻게 이용하는지 구체적으로 설명하라.</w:t>
+        <w:t xml:space="preserve">[추가-17] </w:t>
+      </w:r>
+      <w:r>
+        <w:rPr>
+          <w:rFonts w:ascii="Consolas" w:hAnsi="Consolas" w:eastAsia="맑은 고딕"/>
+          <w:sz w:val="21"/>
+        </w:rPr>
+        <w:t xml:space="preserve">V$DATAGUARD_PROCESS</w:t>
+      </w:r>
+      <w:r>
+        <w:rPr>
+          <w:rFonts w:ascii="맑은 고딕" w:hAnsi="맑은 고딕" w:eastAsia="맑은 고딕"/>
+          <w:sz w:val="21"/>
+        </w:rPr>
+        <w:t xml:space="preserve">를 양쪽 노드에서 조회해 리두 흐름 경로를 그리는 절차를 쓰라. </w:t>
+      </w:r>
+      <w:r>
+        <w:rPr>
+          <w:rFonts w:ascii="Consolas" w:hAnsi="Consolas" w:eastAsia="맑은 고딕"/>
+          <w:sz w:val="21"/>
+        </w:rPr>
+        <w:t xml:space="preserve">ROLE</w:t>
+      </w:r>
+      <w:r>
+        <w:rPr>
+          <w:rFonts w:ascii="맑은 고딕" w:hAnsi="맑은 고딕" w:eastAsia="맑은 고딕"/>
+          <w:sz w:val="21"/>
+        </w:rPr>
+        <w:t xml:space="preserve">과 </w:t>
+      </w:r>
+      <w:r>
+        <w:rPr>
+          <w:rFonts w:ascii="Consolas" w:hAnsi="Consolas" w:eastAsia="맑은 고딕"/>
+          <w:sz w:val="21"/>
+        </w:rPr>
+        <w:t xml:space="preserve">CLIENT_ROLE</w:t>
+      </w:r>
+      <w:r>
+        <w:rPr>
+          <w:rFonts w:ascii="맑은 고딕" w:hAnsi="맑은 고딕" w:eastAsia="맑은 고딕"/>
+          <w:sz w:val="21"/>
+        </w:rPr>
+        <w:t xml:space="preserve"> 열을 어떻게 이용하는지 구체적으로 설명하라.</w:t>
       </w:r>
     </w:p>
     <w:p>
@@ -602,6 +798,8 @@
       </w:r>
     </w:p>
     <w:sectPr>
+      <w:headerReference w:type="default" r:id="rId9"/>
+      <w:footerReference w:type="default" r:id="rId10"/>
       <w:pgSz w:w="12240" w:h="15840"/>
       <w:pgMar w:top="1440" w:right="1800" w:bottom="1440" w:left="1800" w:header="720" w:footer="720" w:gutter="0"/>
       <w:cols w:space="720"/>
@@ -609,6 +807,26 @@
     </w:sectPr>
   </w:body>
 </w:document>
+</file>
+
+<file path=word/footer1.xml><?xml version="1.0" encoding="utf-8"?>
+<w:ftr xmlns:m="http://schemas.openxmlformats.org/officeDocument/2006/math" xmlns:mc="http://schemas.openxmlformats.org/markup-compatibility/2006" xmlns:mo="http://schemas.microsoft.com/office/mac/office/2008/main" xmlns:mv="urn:schemas-microsoft-com:mac:vml" xmlns:o="urn:schemas-microsoft-com:office:office" xmlns:r="http://schemas.openxmlformats.org/officeDocument/2006/relationships" xmlns:v="urn:schemas-microsoft-com:vml" xmlns:w10="urn:schemas-microsoft-com:office:word" xmlns:w14="http://schemas.microsoft.com/office/word/2010/wordml" xmlns:w="http://schemas.openxmlformats.org/wordprocessingml/2006/main" xmlns:wne="http://schemas.microsoft.com/office/word/2006/wordml" xmlns:wp14="http://schemas.microsoft.com/office/word/2010/wordprocessingDrawing" xmlns:wp="http://schemas.openxmlformats.org/drawingml/2006/wordprocessingDrawing" xmlns:wpc="http://schemas.microsoft.com/office/word/2010/wordprocessingCanvas" xmlns:wpg="http://schemas.microsoft.com/office/word/2010/wordprocessingGroup" xmlns:wpi="http://schemas.microsoft.com/office/word/2010/wordprocessingInk" xmlns:wps="http://schemas.microsoft.com/office/word/2010/wordprocessingShape" mc:Ignorable="w14 wp14">
+  <w:p>
+    <w:pPr>
+      <w:pStyle w:val="Footer"/>
+    </w:pPr>
+  </w:p>
+</w:ftr>
+</file>
+
+<file path=word/header1.xml><?xml version="1.0" encoding="utf-8"?>
+<w:hdr xmlns:m="http://schemas.openxmlformats.org/officeDocument/2006/math" xmlns:mc="http://schemas.openxmlformats.org/markup-compatibility/2006" xmlns:mo="http://schemas.microsoft.com/office/mac/office/2008/main" xmlns:mv="urn:schemas-microsoft-com:mac:vml" xmlns:o="urn:schemas-microsoft-com:office:office" xmlns:r="http://schemas.openxmlformats.org/officeDocument/2006/relationships" xmlns:v="urn:schemas-microsoft-com:vml" xmlns:w10="urn:schemas-microsoft-com:office:word" xmlns:w14="http://schemas.microsoft.com/office/word/2010/wordml" xmlns:w="http://schemas.openxmlformats.org/wordprocessingml/2006/main" xmlns:wne="http://schemas.microsoft.com/office/word/2006/wordml" xmlns:wp14="http://schemas.microsoft.com/office/word/2010/wordprocessingDrawing" xmlns:wp="http://schemas.openxmlformats.org/drawingml/2006/wordprocessingDrawing" xmlns:wpc="http://schemas.microsoft.com/office/word/2010/wordprocessingCanvas" xmlns:wpg="http://schemas.microsoft.com/office/word/2010/wordprocessingGroup" xmlns:wpi="http://schemas.microsoft.com/office/word/2010/wordprocessingInk" xmlns:wps="http://schemas.microsoft.com/office/word/2010/wordprocessingShape" mc:Ignorable="w14 wp14">
+  <w:p>
+    <w:pPr>
+      <w:pStyle w:val="Header"/>
+    </w:pPr>
+  </w:p>
+</w:hdr>
 </file>
 
 <file path=word/numbering.xml><?xml version="1.0" encoding="utf-8"?>
